--- a/KURIKULUM2026_REVISI/013_REKOMENDASI_SOLUSI_DAN_MITIGASI_KELEMAHAN_KURIKULUM.docx
+++ b/KURIKULUM2026_REVISI/013_REKOMENDASI_SOLUSI_DAN_MITIGASI_KELEMAHAN_KURIKULUM.docx
@@ -556,19 +556,19 @@
               <w:br/>
               <w:t>├──────────────────────────────────────┼───────────────────────────────────────────────────────────┤</w:t>
               <w:br/>
-              <w:t>│ STI-407 (Web Back End Development)   │ 1 Sistem Back-End API (NodeJS/FastAPI) yang membaca data  │</w:t>
+              <w:t>│ STI-416 (Web Back End Development)   │ 1 Sistem Back-End API (NodeJS/FastAPI) yang membaca data  │</w:t>
               <w:br/>
               <w:t>│                   +                  │ analitik dari skema Data Warehouse (PostgreSQL/BigQuery)  │</w:t>
               <w:br/>
-              <w:t>│ STI-402 (Data Warehouse &amp; BI)        │ dan menyajikan endpoint dashboard teragregasi.            │</w:t>
+              <w:t>│ STI-415 (Data Warehouse &amp; BI)        │ dan menyajikan endpoint dashboard teragregasi.            │</w:t>
               <w:br/>
               <w:t>├──────────────────────────────────────┼───────────────────────────────────────────────────────────┤</w:t>
               <w:br/>
-              <w:t>│ STI-401 (Machine Learning)           │ 1 Pipeline Analitik AI di mana model klasifikasi/regresi │</w:t>
+              <w:t>│ STI-413 (Machine Learning)           │ 1 Pipeline Analitik AI di mana model klasifikasi/regresi │</w:t>
               <w:br/>
               <w:t>│                   +                  │ diterapkan pada data teks yang telah diproses oleh modul  │</w:t>
               <w:br/>
-              <w:t>│ STI-403 (Pengantar NLP &amp; IR)         │ preprocessing dan TF-IDF/Embedding.                       │</w:t>
+              <w:t>│ STI-414 (Pengantar NLP &amp; IR)         │ preprocessing dan TF-IDF/Embedding.                       │</w:t>
               <w:br/>
               <w:t>└──────────────────────────────────────┴───────────────────────────────────────────────────────────┘</w:t>
             </w:r>
@@ -630,19 +630,19 @@
               <w:br/>
               <w:t>├──────────────────────────────────────┼───────────────────────────────────────────────────────────┤</w:t>
               <w:br/>
-              <w:t>│ STI-504 (Internet of Things)         │ 1 Aplikasi Mobile (Flutter/React Native) yang berfungsi   │</w:t>
+              <w:t>│ STI-521 (Internet of Things)         │ 1 Aplikasi Mobile (Flutter/React Native) yang berfungsi   │</w:t>
               <w:br/>
               <w:t>│                   +                  │ sebagai antarmuka pemantauan sensor IoT secara real-time  │</w:t>
               <w:br/>
-              <w:t>│ STI-505 (Pemrograman Mobile)         │ via protokol MQTT/WebSocket.                              │</w:t>
+              <w:t>│ STI-522 (Pemrograman Mobile)         │ via protokol MQTT/WebSocket.                              │</w:t>
               <w:br/>
               <w:t>├──────────────────────────────────────┼───────────────────────────────────────────────────────────┤</w:t>
               <w:br/>
-              <w:t>│ STI-501 (Deep Learning)              │ 1 Proyek Data Science Terintegrasi: ekstraksi fitur &amp;     │</w:t>
+              <w:t>│ STI-519 (Keamanan Informasi Lanjut)  │ 1 Proyek Hardening &amp; Audit Keamanan: analisis kerentanan  │</w:t>
               <w:br/>
-              <w:t>│                   +                  │ klastering data, dilanjutkan klasifikasi citra/sinyal     │</w:t>
+              <w:t>│                   +                  │ dan pengamanan endpoints/protokol komunikasi pada         │</w:t>
               <w:br/>
-              <w:t>│ STI-503 (Data Mining &amp; Visualisasi)  │ menggunakan Convolutional Neural Networks (CNN).          │</w:t>
+              <w:t>│ STI-521 (Internet of Things)         │ infrastruktur IoT perkotaan dan mobile.                   │</w:t>
               <w:br/>
               <w:t>├──────────────────────────────────────┼───────────────────────────────────────────────────────────┤</w:t>
               <w:br/>
@@ -778,7 +778,7 @@
           <w:color w:val="A02828"/>
           <w:sz w:val="20"/>
         </w:rPr>
-        <w:t>STI-202 OOP</w:t>
+        <w:t>STI-205 OOP</w:t>
       </w:r>
       <w:r>
         <w:rPr>
@@ -811,7 +811,7 @@
           <w:color w:val="A02828"/>
           <w:sz w:val="20"/>
         </w:rPr>
-        <w:t>STI-306 Front-End</w:t>
+        <w:t>STI-311 Front-End</w:t>
       </w:r>
       <w:r>
         <w:rPr>
@@ -844,7 +844,7 @@
           <w:color w:val="A02828"/>
           <w:sz w:val="20"/>
         </w:rPr>
-        <w:t>STI-407 Back-End</w:t>
+        <w:t>STI-416 Back-End</w:t>
       </w:r>
       <w:r>
         <w:rPr>
@@ -877,7 +877,7 @@
           <w:color w:val="A02828"/>
           <w:sz w:val="20"/>
         </w:rPr>
-        <w:t>STI-604 Platform</w:t>
+        <w:t>STI-627 Platform</w:t>
       </w:r>
       <w:r>
         <w:rPr>
@@ -1018,7 +1018,7 @@
           <w:color w:val="A02828"/>
           <w:sz w:val="20"/>
         </w:rPr>
-        <w:t>STI-306 Web Front</w:t>
+        <w:t>STI-311 Web Front</w:t>
       </w:r>
       <w:r>
         <w:rPr>
@@ -1034,7 +1034,7 @@
           <w:color w:val="A02828"/>
           <w:sz w:val="20"/>
         </w:rPr>
-        <w:t>STI-407 Web Back</w:t>
+        <w:t>STI-416 Web Back</w:t>
       </w:r>
       <w:r>
         <w:rPr>
@@ -1050,7 +1050,7 @@
           <w:color w:val="A02828"/>
           <w:sz w:val="20"/>
         </w:rPr>
-        <w:t>STI-401 ML</w:t>
+        <w:t>STI-413 ML</w:t>
       </w:r>
       <w:r>
         <w:rPr>
@@ -1066,7 +1066,7 @@
           <w:color w:val="A02828"/>
           <w:sz w:val="20"/>
         </w:rPr>
-        <w:t>STI-501 Deep Learning</w:t>
+        <w:t>STI-626 Deep Learning</w:t>
       </w:r>
       <w:r>
         <w:rPr>
@@ -1361,7 +1361,7 @@
               <w:br/>
               <w:t>│ Capstone Produk Nyata │  3  │ FST-610 Capstone Project FSTI   │ Laporan Teknis Sistem Terpasang  │</w:t>
               <w:br/>
-              <w:t>│ Inovasi Proses Bisnis │  3  │ STI-701 Inovasi &amp; Startup Dig.  │ Kajian Value Proposition &amp; MVP   │</w:t>
+              <w:t>│ Inovasi Proses Bisnis │  3  │ STI-728 Inovasi &amp; Startup Dig.  │ Kajian Value Proposition &amp; MVP   │</w:t>
               <w:br/>
               <w:t>│ Proposal Proyek Akhir │  2  │ FST-613 Pra-Skripsi / Sempro    │ Draft Proposal Skripsi Industri  │</w:t>
               <w:br/>
@@ -2067,7 +2067,7 @@
           <w:color w:val="A02828"/>
           <w:sz w:val="20"/>
         </w:rPr>
-        <w:t>STI-506 Manajemen Proyek TI</w:t>
+        <w:t>STI-523 Manajemen Proyek TI</w:t>
       </w:r>
       <w:r>
         <w:rPr>
@@ -2083,7 +2083,7 @@
           <w:color w:val="A02828"/>
           <w:sz w:val="20"/>
         </w:rPr>
-        <w:t>STI-701 Inovasi Startup</w:t>
+        <w:t>STI-728 Inovasi Startup</w:t>
       </w:r>
       <w:r>
         <w:rPr>
